--- a/docx/08-acl-seguridad/08-acl-seguridad.docx
+++ b/docx/08-acl-seguridad/08-acl-seguridad.docx
@@ -28,13 +28,13 @@
         </w:p>
       </w:sdtContent>
     </w:sdt>
-    <w:bookmarkStart w:id="23" w:name="u08-acls-y-seguridad-de-red"/>
+    <w:bookmarkStart w:id="23" w:name="acls-y-seguridad-de-red"/>
     <w:p>
       <w:pPr>
         <w:pStyle w:val="Heading1"/>
       </w:pPr>
       <w:r>
-        <w:t xml:space="preserve">U08 — ACLs y seguridad de red</w:t>
+        <w:t xml:space="preserve">ACLs y seguridad de red</w:t>
       </w:r>
     </w:p>
     <w:p>
@@ -76,7 +76,7 @@
           <w:b/>
           <w:bCs/>
         </w:rPr>
-        <w:t xml:space="preserve">🛡️ AQUÍ ESTÁS (U08)</w:t>
+        <w:t xml:space="preserve">🛡️ AQUÍ ESTÁS</w:t>
       </w:r>
       <w:r>
         <w:t xml:space="preserve"> </w:t>
@@ -147,7 +147,7 @@
           <w:rPr>
             <w:rStyle w:val="Hyperlink"/>
           </w:rPr>
-          <w:t xml:space="preserve">UD6</w:t>
+          <w:t xml:space="preserve">unidad de enrutamiento estático</w:t>
         </w:r>
       </w:hyperlink>
       <w:r>
@@ -904,7 +904,7 @@
         <w:t xml:space="preserve"> </w:t>
       </w:r>
       <w:r>
-        <w:t xml:space="preserve">de la UD6: aquí damos eso por sabido.</w:t>
+        <w:t xml:space="preserve">de la unidad de enrutamiento estático: aquí damos eso por sabido.</w:t>
       </w:r>
     </w:p>
     <w:p>
@@ -979,7 +979,7 @@
             <w:b/>
             <w:bCs/>
           </w:rPr>
-          <w:t xml:space="preserve">UD9 · NAT y PAT</w:t>
+          <w:t xml:space="preserve">NAT y PAT</w:t>
         </w:r>
       </w:hyperlink>
       <w:r>
@@ -1040,7 +1040,7 @@
           <w:b/>
           <w:bCs/>
         </w:rPr>
-        <w:t xml:space="preserve">UD8 · ACLs y seguridad de red</w:t>
+        <w:t xml:space="preserve">ACLs y seguridad de red</w:t>
       </w:r>
       <w:r>
         <w:t xml:space="preserve"> </w:t>
@@ -1118,7 +1118,7 @@
           <w:rPr>
             <w:rStyle w:val="Hyperlink"/>
           </w:rPr>
-          <w:t xml:space="preserve">UD6</w:t>
+          <w:t xml:space="preserve">unidad de enrutamiento estático</w:t>
         </w:r>
       </w:hyperlink>
       <w:r>
@@ -1863,7 +1863,7 @@
               <w:pStyle w:val="Compact"/>
             </w:pPr>
             <w:r>
-              <w:t xml:space="preserve">Port Security (UD5), firewall, NAC</w:t>
+              <w:t xml:space="preserve">Port Security, firewall, NAC</w:t>
             </w:r>
           </w:p>
         </w:tc>
@@ -1895,7 +1895,7 @@
           <w:rPr>
             <w:rStyle w:val="Hyperlink"/>
           </w:rPr>
-          <w:t xml:space="preserve">UD6</w:t>
+          <w:t xml:space="preserve">unidad de enrutamiento estático</w:t>
         </w:r>
       </w:hyperlink>
       <w:r>
@@ -2367,7 +2367,7 @@
               <w:pStyle w:val="Compact"/>
             </w:pPr>
             <w:r>
-              <w:t xml:space="preserve">La ruta más específica gana (UD6)</w:t>
+              <w:t xml:space="preserve">La ruta más específica gana</w:t>
             </w:r>
           </w:p>
         </w:tc>
@@ -2575,7 +2575,7 @@
           <w:b/>
           <w:bCs/>
         </w:rPr>
-        <w:t xml:space="preserve">UD8 · ACLs y seguridad de red</w:t>
+        <w:t xml:space="preserve">ACLs y seguridad de red</w:t>
       </w:r>
       <w:r>
         <w:t xml:space="preserve"> </w:t>
@@ -4545,7 +4545,7 @@
           <w:b/>
           <w:bCs/>
         </w:rPr>
-        <w:t xml:space="preserve">UD8 · ACLs y seguridad de red</w:t>
+        <w:t xml:space="preserve">ACLs y seguridad de red</w:t>
       </w:r>
       <w:r>
         <w:t xml:space="preserve"> </w:t>
@@ -6512,7 +6512,7 @@
           <w:b/>
           <w:bCs/>
         </w:rPr>
-        <w:t xml:space="preserve">UD8 · ACLs y seguridad de red</w:t>
+        <w:t xml:space="preserve">ACLs y seguridad de red</w:t>
       </w:r>
       <w:r>
         <w:t xml:space="preserve"> </w:t>
@@ -9438,7 +9438,7 @@
           <w:b/>
           <w:bCs/>
         </w:rPr>
-        <w:t xml:space="preserve">UD8 · ACLs y seguridad de red</w:t>
+        <w:t xml:space="preserve">ACLs y seguridad de red</w:t>
       </w:r>
       <w:r>
         <w:t xml:space="preserve"> </w:t>
@@ -11274,7 +11274,7 @@
           <w:rPr>
             <w:rStyle w:val="Hyperlink"/>
           </w:rPr>
-          <w:t xml:space="preserve">UD9 · NAT y PAT</w:t>
+          <w:t xml:space="preserve">NAT y PAT</w:t>
         </w:r>
       </w:hyperlink>
     </w:p>
@@ -11294,7 +11294,7 @@
         <w:pStyle w:val="FirstParagraph"/>
       </w:pPr>
       <w:r>
-        <w:t xml:space="preserve">El cierre práctico de la U08, con listas, wildcards y muñecos rusos 🛡️</w:t>
+        <w:t xml:space="preserve">El cierre práctico, con listas, wildcards y muñecos rusos 🛡️</w:t>
       </w:r>
     </w:p>
     <w:p>
@@ -11328,7 +11328,7 @@
           <w:b/>
           <w:bCs/>
         </w:rPr>
-        <w:t xml:space="preserve">UD8 · ACLs y seguridad de red</w:t>
+        <w:t xml:space="preserve">ACLs y seguridad de red</w:t>
       </w:r>
       <w:r>
         <w:t xml:space="preserve"> </w:t>
@@ -11570,7 +11570,7 @@
         <w:t xml:space="preserve"> </w:t>
       </w:r>
       <w:r>
-        <w:t xml:space="preserve">→ ❌ Entre VLANs hay enrutamiento (con switch L3 o router-on-a-stick, UD5); mi tráfico se encaminó correctamente hasta el router. Me paró la ACL, no la segmentación.</w:t>
+        <w:t xml:space="preserve">→ ❌ Entre VLANs hay enrutamiento (con switch L3 o router-on-a-stick); mi tráfico se encaminó correctamente hasta el router. Me paró la ACL, no la segmentación.</w:t>
       </w:r>
     </w:p>
     <w:p>
@@ -13570,7 +13570,7 @@
           <w:b/>
           <w:bCs/>
         </w:rPr>
-        <w:t xml:space="preserve">PRÓXIMAMENTE EN U09:</w:t>
+        <w:t xml:space="preserve">PRÓXIMAMENTE:</w:t>
       </w:r>
       <w:r>
         <w:t xml:space="preserve"> </w:t>
@@ -13840,7 +13840,7 @@
           <w:rPr>
             <w:rStyle w:val="Hyperlink"/>
           </w:rPr>
-          <w:t xml:space="preserve">UD9 · NAT y PAT</w:t>
+          <w:t xml:space="preserve">NAT y PAT</w:t>
         </w:r>
       </w:hyperlink>
     </w:p>
